--- a/Tai_lieu_SRS/03_Website_Quan_tri/03_Cong_tac_boi_thuong/Bieu_mau/Mau_07_BTNN_Template.docx
+++ b/Tai_lieu_SRS/03_Website_Quan_tri/03_Cong_tac_boi_thuong/Bieu_mau/Mau_07_BTNN_Template.docx
@@ -1,6 +1,6 @@
 
 <file path=word/document.xml><?xml version="1.0" encoding="utf-8"?>
-<w:document xmlns:w="http://schemas.openxmlformats.org/wordprocessingml/2006/main" xmlns:r="http://schemas.openxmlformats.org/officeDocument/2006/relationships">
+<w:document xmlns:wpc="http://schemas.microsoft.com/office/word/2010/wordprocessingCanvas" xmlns:cx="http://schemas.microsoft.com/office/drawing/2014/chartex" xmlns:cx1="http://schemas.microsoft.com/office/drawing/2015/9/8/chartex" xmlns:cx2="http://schemas.microsoft.com/office/drawing/2015/10/21/chartex" xmlns:cx3="http://schemas.microsoft.com/office/drawing/2016/5/9/chartex" xmlns:cx4="http://schemas.microsoft.com/office/drawing/2016/5/10/chartex" xmlns:cx5="http://schemas.microsoft.com/office/drawing/2016/5/11/chartex" xmlns:cx6="http://schemas.microsoft.com/office/drawing/2016/5/12/chartex" xmlns:cx7="http://schemas.microsoft.com/office/drawing/2016/5/13/chartex" xmlns:cx8="http://schemas.microsoft.com/office/drawing/2016/5/14/chartex" xmlns:mc="http://schemas.openxmlformats.org/markup-compatibility/2006" xmlns:aink="http://schemas.microsoft.com/office/drawing/2016/ink" xmlns:am3d="http://schemas.microsoft.com/office/drawing/2017/model3d" xmlns:o="urn:schemas-microsoft-com:office:office" xmlns:r="http://schemas.openxmlformats.org/officeDocument/2006/relationships" xmlns:m="http://schemas.openxmlformats.org/officeDocument/2006/math" xmlns:v="urn:schemas-microsoft-com:vml" xmlns:wp14="http://schemas.microsoft.com/office/word/2010/wordprocessingDrawing" xmlns:wp="http://schemas.openxmlformats.org/drawingml/2006/wordprocessingDrawing" xmlns:w10="urn:schemas-microsoft-com:office:word" xmlns:w="http://schemas.openxmlformats.org/wordprocessingml/2006/main" xmlns:w14="http://schemas.microsoft.com/office/word/2010/wordml" xmlns:w15="http://schemas.microsoft.com/office/word/2012/wordml" xmlns:w16cid="http://schemas.microsoft.com/office/word/2016/wordml/cid" xmlns:w16se="http://schemas.microsoft.com/office/word/2015/wordml/symex" xmlns:wpg="http://schemas.microsoft.com/office/word/2010/wordprocessingGroup" xmlns:wpi="http://schemas.microsoft.com/office/word/2010/wordprocessingInk" xmlns:wne="http://schemas.microsoft.com/office/word/2006/wordml" xmlns:wps="http://schemas.microsoft.com/office/word/2010/wordprocessingShape" mc:Ignorable="w14 w15 w16se w16cid wp14">
   <w:body>
     <w:p>
       <w:pPr>
@@ -177,8 +177,8 @@
     </w:p>
     <w:p>
       <w:pPr>
+        <w:spacing w:after="120" w:line="276" w:lineRule="auto"/>
         <w:jc w:val="center"/>
-        <w:spacing w:after="120" w:line="276" w:lineRule="auto"/>
       </w:pPr>
       <w:r>
         <w:rPr>
@@ -187,14 +187,14 @@
           <w:sz w:val="28"/>
           <w:szCs w:val="28"/>
         </w:rPr>
-        <w:t xml:space="preserve">##ChucVuNguoiDungDau##</w:t>
-      </w:r>
-    </w:p>
-    <w:p>
-      <w:pPr>
-        <w:jc w:val="both"/>
-        <w:ind w:firstLine="567"/>
-        <w:spacing w:after="120" w:line="276" w:lineRule="auto"/>
+        <w:t>##ChucVuNguoiDungDau##</w:t>
+      </w:r>
+    </w:p>
+    <w:p>
+      <w:pPr>
+        <w:spacing w:after="120" w:line="276" w:lineRule="auto"/>
+        <w:ind w:firstLine="567"/>
+        <w:jc w:val="both"/>
       </w:pPr>
       <w:r>
         <w:rPr>
@@ -202,14 +202,14 @@
           <w:sz w:val="28"/>
           <w:szCs w:val="28"/>
         </w:rPr>
-        <w:t xml:space="preserve">Căn cứ Điều 44 Luật Trách nhiệm bồi thường của Nhà nước số 10/2017/QH14 đã được sửa đổi, bổ sung bởi Luật số 81/2025/QH15 và Luật số 15/2026/QH16;</w:t>
-      </w:r>
-    </w:p>
-    <w:p>
-      <w:pPr>
-        <w:jc w:val="both"/>
-        <w:ind w:firstLine="567"/>
-        <w:spacing w:after="120" w:line="276" w:lineRule="auto"/>
+        <w:t>##CanCu##</w:t>
+      </w:r>
+    </w:p>
+    <w:p>
+      <w:pPr>
+        <w:spacing w:after="120" w:line="276" w:lineRule="auto"/>
+        <w:ind w:firstLine="567"/>
+        <w:jc w:val="both"/>
       </w:pPr>
       <w:r>
         <w:rPr>
@@ -217,43 +217,13 @@
           <w:sz w:val="28"/>
           <w:szCs w:val="28"/>
         </w:rPr>
-        <w:t xml:space="preserve">Căn cứ Nghị định số ##SoHieuNghiDinh## ngày ##NgayBanHanhNghiDinh## của Chính phủ quy định chi tiết một số điều và biện pháp thi hành Luật Trách nhiệm bồi thường của Nhà nước;</w:t>
-      </w:r>
-    </w:p>
-    <w:p>
-      <w:pPr>
-        <w:jc w:val="both"/>
-        <w:ind w:firstLine="567"/>
-        <w:spacing w:after="120" w:line="276" w:lineRule="auto"/>
-      </w:pPr>
-      <w:r>
-        <w:rPr>
-          <w:i/>
-          <w:sz w:val="28"/>
-          <w:szCs w:val="28"/>
-        </w:rPr>
-        <w:t xml:space="preserve">Căn cứ văn bản làm căn cứ yêu cầu bồi thường số ##SoKyHieuVanBanCanCu## ngày ##NgayBanHanhVanBanCanCu## của ##CoQuanBanHanhVanBanCanCu##;</w:t>
-      </w:r>
-    </w:p>
-    <w:p>
-      <w:pPr>
-        <w:jc w:val="both"/>
-        <w:ind w:firstLine="567"/>
-        <w:spacing w:after="120" w:line="276" w:lineRule="auto"/>
-      </w:pPr>
-      <w:r>
-        <w:rPr>
-          <w:i/>
-          <w:sz w:val="28"/>
-          <w:szCs w:val="28"/>
-        </w:rPr>
-        <w:t xml:space="preserve">Căn cứ văn bản yêu cầu tạm ứng kinh phí bồi thường ngày ##NgayYeuCauTamUng## của Ông/Bà ##TenNguoiYeuCauBoiThuong##;</w:t>
-      </w:r>
-    </w:p>
-    <w:p>
-      <w:pPr>
+        <w:t>Xét đề nghị của Ông/Bà ##HoTenNguoiGiaiQuyetBoiThuong##,</w:t>
+      </w:r>
+    </w:p>
+    <w:p>
+      <w:pPr>
+        <w:spacing w:after="120" w:line="276" w:lineRule="auto"/>
         <w:jc w:val="center"/>
-        <w:spacing w:after="120" w:line="276" w:lineRule="auto"/>
       </w:pPr>
       <w:r>
         <w:rPr>
@@ -261,63 +231,281 @@
           <w:sz w:val="28"/>
           <w:szCs w:val="28"/>
         </w:rPr>
-        <w:t xml:space="preserve">QUYẾT ĐỊNH:</w:t>
-      </w:r>
-    </w:p>
-    <w:p>
-      <w:pPr>
-        <w:jc w:val="both"/>
-        <w:ind w:firstLine="567"/>
-        <w:spacing w:after="120" w:line="276" w:lineRule="auto"/>
-      </w:pPr>
-      <w:r>
-        <w:rPr>
-          <w:sz w:val="28"/>
-          <w:szCs w:val="28"/>
-        </w:rPr>
-        <w:t xml:space="preserve">Điều 1. Tạm ứng kinh phí bồi thường cho Ông/Bà ##TenNguoiYeuCauBoiThuong##. Địa chỉ: ##DiaChiNguoiYeuCauBoiThuong##. Số tiền tạm ứng: ##TongSoTienTamUng## đồng (Bằng chữ: ##TongSoTienTamUngBangChu##) để chi trả cho các thiệt hại sau: ##ChiTietCacKhoanTamUng##.</w:t>
-      </w:r>
-    </w:p>
-    <w:p>
-      <w:pPr>
-        <w:jc w:val="both"/>
-        <w:ind w:firstLine="567"/>
-        <w:spacing w:after="120" w:line="276" w:lineRule="auto"/>
-      </w:pPr>
-      <w:r>
-        <w:rPr>
-          <w:sz w:val="28"/>
-          <w:szCs w:val="28"/>
-        </w:rPr>
-        <w:t xml:space="preserve">Điều 2. Phương thức chi trả tiền tạm ứng: ##PhuongThucChiTraTamUng##. ##ThongTinTaiKhoanNhanTamUng##.</w:t>
-      </w:r>
-    </w:p>
-    <w:p>
-      <w:pPr>
-        <w:jc w:val="both"/>
-        <w:ind w:firstLine="567"/>
-        <w:spacing w:after="120" w:line="276" w:lineRule="auto"/>
-      </w:pPr>
-      <w:r>
-        <w:rPr>
-          <w:sz w:val="28"/>
-          <w:szCs w:val="28"/>
-        </w:rPr>
-        <w:t xml:space="preserve">Điều 3. Quyết định này có hiệu lực kể từ ngày ký.</w:t>
-      </w:r>
-    </w:p>
-    <w:p>
-      <w:pPr>
-        <w:jc w:val="both"/>
-        <w:ind w:firstLine="567"/>
-        <w:spacing w:after="120" w:line="276" w:lineRule="auto"/>
-      </w:pPr>
-      <w:r>
-        <w:rPr>
-          <w:sz w:val="28"/>
-          <w:szCs w:val="28"/>
-        </w:rPr>
-        <w:t xml:space="preserve">Điều 4. Ông/Bà ##TenNguoiYeuCauBoiThuong## và cơ quan, tổ chức, cá nhân có liên quan chịu trách nhiệm thi hành Quyết định này./.</w:t>
+        <w:t>QUYẾT ĐỊNH:</w:t>
+      </w:r>
+    </w:p>
+    <w:p>
+      <w:pPr>
+        <w:spacing w:after="120" w:line="276" w:lineRule="auto"/>
+        <w:ind w:firstLine="567"/>
+        <w:jc w:val="both"/>
+      </w:pPr>
+      <w:r>
+        <w:rPr>
+          <w:b/>
+          <w:sz w:val="28"/>
+          <w:szCs w:val="28"/>
+        </w:rPr>
+        <w:t xml:space="preserve">Điều 1. </w:t>
+      </w:r>
+      <w:r>
+        <w:rPr>
+          <w:sz w:val="28"/>
+          <w:szCs w:val="28"/>
+        </w:rPr>
+        <w:t>Tạm ứng kinh phí bồi thường thiệt hại cho ##TenNguoiYeuCauBoiThuong##</w:t>
+      </w:r>
+    </w:p>
+    <w:p>
+      <w:pPr>
+        <w:spacing w:after="120" w:line="276" w:lineRule="auto"/>
+        <w:ind w:firstLine="567"/>
+        <w:jc w:val="both"/>
+      </w:pPr>
+      <w:r>
+        <w:rPr>
+          <w:sz w:val="28"/>
+          <w:szCs w:val="28"/>
+        </w:rPr>
+        <w:t>Số định danh cá nhân/hộ chiếu/giấy tờ đi lại có giá trị quốc tế/Mã số của tổ chức: ##SoDinhDanhNguoiYeuCauBoiThuong##</w:t>
+      </w:r>
+    </w:p>
+    <w:p>
+      <w:pPr>
+        <w:spacing w:after="120" w:line="276" w:lineRule="auto"/>
+        <w:ind w:firstLine="567"/>
+        <w:jc w:val="both"/>
+      </w:pPr>
+      <w:r>
+        <w:rPr>
+          <w:sz w:val="28"/>
+          <w:szCs w:val="28"/>
+        </w:rPr>
+        <w:t>Địa chỉ: ##DiaChiNguoiYeuCauBoiThuong##</w:t>
+      </w:r>
+    </w:p>
+    <w:p>
+      <w:pPr>
+        <w:spacing w:after="120" w:line="276" w:lineRule="auto"/>
+        <w:ind w:firstLine="567"/>
+        <w:jc w:val="both"/>
+      </w:pPr>
+      <w:r>
+        <w:rPr>
+          <w:sz w:val="28"/>
+          <w:szCs w:val="28"/>
+        </w:rPr>
+        <w:t>Số tiền tạm ứng kinh phí bồi thường: ##SoTienTamUng## đồng.</w:t>
+      </w:r>
+    </w:p>
+    <w:p>
+      <w:pPr>
+        <w:spacing w:after="120" w:line="276" w:lineRule="auto"/>
+        <w:ind w:firstLine="567"/>
+        <w:jc w:val="both"/>
+      </w:pPr>
+      <w:r>
+        <w:rPr>
+          <w:sz w:val="28"/>
+          <w:szCs w:val="28"/>
+        </w:rPr>
+        <w:t>(Viết bằng chữ: ##SoTienTamUngBangChu</w:t>
+      </w:r>
+      <w:r>
+        <w:rPr>
+          <w:sz w:val="28"/>
+          <w:szCs w:val="28"/>
+        </w:rPr>
+        <w:t>##)</w:t>
+      </w:r>
+    </w:p>
+    <w:p>
+      <w:pPr>
+        <w:spacing w:after="120" w:line="276" w:lineRule="auto"/>
+        <w:ind w:firstLine="567"/>
+        <w:jc w:val="both"/>
+      </w:pPr>
+      <w:r>
+        <w:rPr>
+          <w:sz w:val="28"/>
+          <w:szCs w:val="28"/>
+        </w:rPr>
+        <w:t>Tương ứng ##TyLeTamUng##% trên tổng số tiền tạm ứng được tính theo các thiệt hại dưới đây:</w:t>
+      </w:r>
+    </w:p>
+    <w:p>
+      <w:pPr>
+        <w:spacing w:after="120" w:line="276" w:lineRule="auto"/>
+        <w:ind w:firstLine="567"/>
+        <w:jc w:val="both"/>
+      </w:pPr>
+      <w:r>
+        <w:rPr>
+          <w:sz w:val="28"/>
+          <w:szCs w:val="28"/>
+        </w:rPr>
+        <w:t>- Thiệt hại về tinh thần: ##ThietHaiTinhThan## đồng;</w:t>
+      </w:r>
+    </w:p>
+    <w:p>
+      <w:pPr>
+        <w:spacing w:after="120" w:line="276" w:lineRule="auto"/>
+        <w:ind w:firstLine="567"/>
+        <w:jc w:val="both"/>
+      </w:pPr>
+      <w:r>
+        <w:rPr>
+          <w:sz w:val="28"/>
+          <w:szCs w:val="28"/>
+        </w:rPr>
+        <w:t xml:space="preserve">- </w:t>
+      </w:r>
+      <w:bookmarkStart w:id="0" w:name="_GoBack"/>
+      <w:bookmarkEnd w:id="0"/>
+      <w:r>
+        <w:rPr>
+          <w:sz w:val="28"/>
+          <w:szCs w:val="28"/>
+        </w:rPr>
+        <w:t>Thiệt hại khác có thể tính được ngay mà không cần xác minh: ##ThietHaiKhacTinhDuocNgay## đồng.</w:t>
+      </w:r>
+    </w:p>
+    <w:p>
+      <w:pPr>
+        <w:spacing w:after="120" w:line="276" w:lineRule="auto"/>
+        <w:ind w:firstLine="567"/>
+        <w:jc w:val="both"/>
+      </w:pPr>
+      <w:r>
+        <w:rPr>
+          <w:b/>
+          <w:sz w:val="28"/>
+          <w:szCs w:val="28"/>
+        </w:rPr>
+        <w:t>Điều 2.</w:t>
+      </w:r>
+    </w:p>
+    <w:p>
+      <w:pPr>
+        <w:spacing w:after="120" w:line="276" w:lineRule="auto"/>
+        <w:ind w:firstLine="567"/>
+        <w:jc w:val="both"/>
+      </w:pPr>
+      <w:r>
+        <w:rPr>
+          <w:sz w:val="28"/>
+          <w:szCs w:val="28"/>
+        </w:rPr>
+        <w:t>- H</w:t>
+      </w:r>
+      <w:r>
+        <w:rPr>
+          <w:sz w:val="28"/>
+          <w:szCs w:val="28"/>
+        </w:rPr>
+        <w:t>ọ và tên người nhận tạm ứng kinh phí bồi thường: ##HoTenNguoiNhanTamUng##</w:t>
+      </w:r>
+    </w:p>
+    <w:p>
+      <w:pPr>
+        <w:spacing w:after="120" w:line="276" w:lineRule="auto"/>
+        <w:ind w:firstLine="567"/>
+        <w:jc w:val="both"/>
+      </w:pPr>
+      <w:r>
+        <w:rPr>
+          <w:sz w:val="28"/>
+          <w:szCs w:val="28"/>
+        </w:rPr>
+        <w:t>- Số định danh cá nhân/hộ chiếu/giấy tờ đi lại có giá trị quốc tế: ##SoDinhDanhNguoiNhanTamUng##</w:t>
+      </w:r>
+    </w:p>
+    <w:p>
+      <w:pPr>
+        <w:spacing w:after="120" w:line="276" w:lineRule="auto"/>
+        <w:ind w:firstLine="567"/>
+        <w:jc w:val="both"/>
+      </w:pPr>
+      <w:r>
+        <w:rPr>
+          <w:sz w:val="28"/>
+          <w:szCs w:val="28"/>
+        </w:rPr>
+        <w:t>- Địa chỉ: ##DiaChiNguoiNhanTamUng##</w:t>
+      </w:r>
+    </w:p>
+    <w:p>
+      <w:pPr>
+        <w:spacing w:after="120" w:line="276" w:lineRule="auto"/>
+        <w:ind w:firstLine="567"/>
+        <w:jc w:val="both"/>
+      </w:pPr>
+      <w:r>
+        <w:rPr>
+          <w:b/>
+          <w:sz w:val="28"/>
+          <w:szCs w:val="28"/>
+        </w:rPr>
+        <w:t xml:space="preserve">Điều 3. </w:t>
+      </w:r>
+      <w:r>
+        <w:rPr>
+          <w:sz w:val="28"/>
+          <w:szCs w:val="28"/>
+        </w:rPr>
+        <w:t>Số tiền tạm ứng kinh phí bồi thường được</w:t>
+      </w:r>
+      <w:r>
+        <w:rPr>
+          <w:sz w:val="28"/>
+          <w:szCs w:val="28"/>
+        </w:rPr>
+        <w:t xml:space="preserve"> chi theo phương thức ##PhuongThucChiTamUng##.</w:t>
+      </w:r>
+    </w:p>
+    <w:p>
+      <w:pPr>
+        <w:spacing w:after="120" w:line="276" w:lineRule="auto"/>
+        <w:ind w:firstLine="567"/>
+        <w:jc w:val="both"/>
+      </w:pPr>
+      <w:r>
+        <w:rPr>
+          <w:b/>
+          <w:sz w:val="28"/>
+          <w:szCs w:val="28"/>
+        </w:rPr>
+        <w:lastRenderedPageBreak/>
+        <w:t xml:space="preserve">Điều 4. </w:t>
+      </w:r>
+      <w:r>
+        <w:rPr>
+          <w:sz w:val="28"/>
+          <w:szCs w:val="28"/>
+        </w:rPr>
+        <w:t>Quyết định này có hiệu lực kể từ ngày ký.</w:t>
+      </w:r>
+    </w:p>
+    <w:p>
+      <w:pPr>
+        <w:spacing w:after="120" w:line="276" w:lineRule="auto"/>
+        <w:ind w:firstLine="567"/>
+        <w:jc w:val="both"/>
+      </w:pPr>
+      <w:r>
+        <w:rPr>
+          <w:b/>
+          <w:sz w:val="28"/>
+          <w:szCs w:val="28"/>
+        </w:rPr>
+        <w:t xml:space="preserve">Điều 5. </w:t>
+      </w:r>
+      <w:r>
+        <w:rPr>
+          <w:sz w:val="28"/>
+          <w:szCs w:val="28"/>
+        </w:rPr>
+        <w:t>##DoiTuongThiHanh## và cơ quan, tổ chức, cá nhân có liên quan chịu trách nhiệm thi hành Quyết định này./.</w:t>
       </w:r>
     </w:p>
     <w:tbl>
@@ -363,34 +551,7 @@
                 <w:sz w:val="22"/>
                 <w:szCs w:val="22"/>
               </w:rPr>
-              <w:t xml:space="preserve">- Như Điều 4;</w:t>
-            </w:r>
-          </w:p>
-          <w:p>
-            <w:r>
-              <w:rPr>
-                <w:sz w:val="22"/>
-                <w:szCs w:val="22"/>
-              </w:rPr>
-              <w:t xml:space="preserve">- ##TenCoQuanQuanLyNhaNuocBTNN##;</w:t>
-            </w:r>
-          </w:p>
-          <w:p>
-            <w:r>
-              <w:rPr>
-                <w:sz w:val="22"/>
-                <w:szCs w:val="22"/>
-              </w:rPr>
-              <w:t xml:space="preserve">- Kho bạc Nhà nước/Cơ quan tài chính: ##TenCoQuanTaiChinh##;</w:t>
-            </w:r>
-          </w:p>
-          <w:p>
-            <w:r>
-              <w:rPr>
-                <w:sz w:val="22"/>
-                <w:szCs w:val="22"/>
-              </w:rPr>
-              <w:t xml:space="preserve">- Lưu: VT, HSVV.</w:t>
+              <w:t>##NoiNhan##</w:t>
             </w:r>
           </w:p>
         </w:tc>
@@ -410,7 +571,7 @@
                 <w:sz w:val="28"/>
                 <w:szCs w:val="28"/>
               </w:rPr>
-              <w:t>##ChucVuNguoiDungDau##</w:t>
+              <w:t>THỦ TRƯỞNG CƠ QUAN</w:t>
             </w:r>
           </w:p>
           <w:p>
@@ -423,7 +584,15 @@
                 <w:sz w:val="26"/>
                 <w:szCs w:val="26"/>
               </w:rPr>
-              <w:t>(Ký, ghi rõ họ tên, đóng dấu)</w:t>
+              <w:t>(Ký,</w:t>
+            </w:r>
+            <w:r>
+              <w:rPr>
+                <w:i/>
+                <w:sz w:val="26"/>
+                <w:szCs w:val="26"/>
+              </w:rPr>
+              <w:t xml:space="preserve"> ghi rõ họ tên và đóng dấu)</w:t>
             </w:r>
           </w:p>
           <w:p>
@@ -443,6 +612,7 @@
         </w:tc>
       </w:tr>
     </w:tbl>
+    <w:p/>
     <w:sectPr>
       <w:pgSz w:w="11906" w:h="16838"/>
       <w:pgMar w:top="1134" w:right="850" w:bottom="1134" w:left="1701" w:header="567" w:footer="567" w:gutter="0"/>
